--- a/word_reports/LP_0356_위치_246_The Stylistics_The Lion S.docx
+++ b/word_reports/LP_0356_위치_246_The Stylistics_The Lion S.docx
@@ -4,7 +4,7 @@
   <w:body>
     <w:p>
       <w:pPr>
-        <w:spacing w:after="280"/>
+        <w:spacing w:after="80"/>
       </w:pPr>
       <w:r>
         <w:rPr w:rFonts="맑은 고딕">
@@ -13,94 +13,47 @@
           <w:color w:val="1E3A8A"/>
           <w:sz w:val="30"/>
         </w:rPr>
-        <w:t>[246] The Stylistics - The Lion Sleeps Tonight</w:t>
+        <w:t>The Stylistics (문체론) - The Lion Sleeps Tonight</w:t>
       </w:r>
     </w:p>
     <w:p>
       <w:pPr>
-        <w:spacing w:after="320"/>
+        <w:spacing w:after="240"/>
       </w:pPr>
       <w:r>
         <w:rPr w:rFonts="맑은 고딕">
           <w:rFonts w:ascii="맑은 고딕" w:hAnsi="맑은 고딕" w:eastAsia="맑은 고딕"/>
           <w:b/>
-          <w:sz w:val="20"/>
+          <w:color w:val="4B5563"/>
+          <w:sz w:val="22"/>
         </w:rPr>
-        <w:t>■ 위치 : 246</w:t>
-        <w:br/>
-      </w:r>
-      <w:r>
-        <w:rPr w:rFonts="맑은 고딕">
-          <w:rFonts w:ascii="맑은 고딕" w:hAnsi="맑은 고딕" w:eastAsia="맑은 고딕"/>
-          <w:b/>
-          <w:sz w:val="20"/>
-        </w:rPr>
-        <w:t>■ 아티스트 : The Stylistics</w:t>
-        <w:br/>
-      </w:r>
-      <w:r>
-        <w:rPr w:rFonts="맑은 고딕">
-          <w:rFonts w:ascii="맑은 고딕" w:hAnsi="맑은 고딕" w:eastAsia="맑은 고딕"/>
-          <w:b/>
-          <w:sz w:val="20"/>
-        </w:rPr>
-        <w:t>■ 앨범명 : The Lion Sleeps Tonight</w:t>
-        <w:br/>
-      </w:r>
-      <w:r>
-        <w:rPr w:rFonts="맑은 고딕">
-          <w:rFonts w:ascii="맑은 고딕" w:hAnsi="맑은 고딕" w:eastAsia="맑은 고딕"/>
-          <w:b w:val="0"/>
-          <w:sz w:val="20"/>
-        </w:rPr>
-        <w:t>■ 음반 레이블 : Avco Records</w:t>
-        <w:br/>
-      </w:r>
-      <w:r>
-        <w:rPr w:rFonts="맑은 고딕">
-          <w:rFonts w:ascii="맑은 고딕" w:hAnsi="맑은 고딕" w:eastAsia="맑은 고딕"/>
-          <w:b w:val="0"/>
-          <w:sz w:val="20"/>
-        </w:rPr>
-        <w:t>■ 발매년도 : 1974</w:t>
-        <w:br/>
-      </w:r>
-      <w:r>
-        <w:rPr w:rFonts="맑은 고딕">
-          <w:rFonts w:ascii="맑은 고딕" w:hAnsi="맑은 고딕" w:eastAsia="맑은 고딕"/>
-          <w:b w:val="0"/>
-          <w:sz w:val="20"/>
-        </w:rPr>
-        <w:t>■ 장르 : 필리 소울 (Philly Soul), 스위트 소울 (Sweet Soul), R&amp;B</w:t>
-        <w:br/>
-      </w:r>
-      <w:r>
-        <w:rPr w:rFonts="맑은 고딕">
-          <w:rFonts w:ascii="맑은 고딕" w:hAnsi="맑은 고딕" w:eastAsia="맑은 고딕"/>
-          <w:b w:val="0"/>
-          <w:sz w:val="20"/>
-        </w:rPr>
-        <w:t>■ 주요 수록곡 : 1. The Lion Sleeps Tonight</w:t>
-        <w:br/>
+        <w:t>위치 :  246</w:t>
       </w:r>
     </w:p>
     <w:p>
       <w:pPr>
-        <w:spacing w:after="160"/>
+        <w:spacing w:line="324" w:lineRule="auto" w:before="80" w:after="160"/>
       </w:pPr>
       <w:r>
         <w:rPr w:rFonts="맑은 고딕">
           <w:rFonts w:ascii="맑은 고딕" w:hAnsi="맑은 고딕" w:eastAsia="맑은 고딕"/>
           <w:b/>
           <w:color w:val="1F2937"/>
-          <w:sz w:val="24"/>
+          <w:sz w:val="22"/>
         </w:rPr>
-        <w:t>■ 음반 해설 및 감상 가이드</w:t>
+        <w:t xml:space="preserve">[음반 소개] </w:t>
+      </w:r>
+      <w:r>
+        <w:rPr w:rFonts="맑은 고딕">
+          <w:rFonts w:ascii="맑은 고딕" w:hAnsi="맑은 고딕" w:eastAsia="맑은 고딕"/>
+          <w:b w:val="0"/>
+          <w:sz w:val="21"/>
+        </w:rPr>
       </w:r>
     </w:p>
     <w:p>
       <w:pPr>
-        <w:spacing w:line="312" w:lineRule="auto" w:after="120"/>
+        <w:spacing w:line="324" w:lineRule="auto" w:after="120"/>
       </w:pPr>
       <w:r>
         <w:rPr w:rFonts="맑은 고딕">
@@ -108,51 +61,516 @@
           <w:b w:val="0"/>
           <w:sz w:val="21"/>
         </w:rPr>
-        <w:t>1970년대 미국 동부 필라델피아를 중심으로 만개한 '필리 소울(Philly Soul)'은 풍성한 관현악 편곡과 감미로운 멜로디로 세련된 소울 음악의 시대를 열었습니다. 그 중심에 서 있던 보컬 그룹 더 스틸러스틱스(The Stylistics)는 감수성 넘치는 하모니와 도회적인 감각으로 대중의 큰 사랑을 받았습니다. 본 음반은 이들이 지닌 특유의 로맨틱한 음색과 명프로듀서 휴고 앤 루이지(Hugo &amp; Luigi)의 수려한 프로덕션이 결합하여 완성된 명반으로 평가받습니다.</w:t>
+        <w:t>필라델피아 소울의 우아한 숨결을 간직한 스타일리스틱스(The Stylistics)의 본 작은, 감미로운 팔세토 보컬과 현악 오케스트레이션이 빚어낸 낭만주의 팝 소울의 걸작입니다. 전설적인 아프리카 민요에서 출발해 팝의 스탠더드로 자리 잡은 타이틀곡을 자신들만의 감미로운 하모니와 세련된 도회적 어법으로 재해석하여 시대를 초월한 감동을 선사합니다. 벨벳처럼 부드러운 선율과 극적인 코러스의 배치는 듣는 이의 마음 깊은 곳을 어루만지며, 아날로그 황금기가 남긴 가장 따스한 음악적 유산 중 하나로 빛나고 있습니다.</w:t>
       </w:r>
     </w:p>
     <w:p>
       <w:pPr>
-        <w:spacing w:line="312" w:lineRule="auto" w:after="120"/>
+        <w:spacing w:line="324" w:lineRule="auto" w:before="200" w:after="80"/>
       </w:pPr>
+      <w:r>
+        <w:rPr w:rFonts="맑은 고딕">
+          <w:rFonts w:ascii="맑은 고딕" w:hAnsi="맑은 고딕" w:eastAsia="맑은 고딕"/>
+          <w:b/>
+          <w:color w:val="1E3A8A"/>
+          <w:sz w:val="24"/>
+        </w:rPr>
+        <w:t>1. 음반 데이터</w:t>
+      </w:r>
+    </w:p>
+    <w:p>
+      <w:pPr>
+        <w:spacing w:line="324" w:lineRule="auto" w:after="80"/>
+      </w:pPr>
+      <w:r>
+        <w:rPr w:rFonts="맑은 고딕">
+          <w:rFonts w:ascii="맑은 고딕" w:hAnsi="맑은 고딕" w:eastAsia="맑은 고딕"/>
+          <w:b w:val="0"/>
+          <w:color w:val="6B7280"/>
+          <w:sz w:val="21"/>
+        </w:rPr>
+        <w:t xml:space="preserve">· </w:t>
+      </w:r>
+      <w:r>
+        <w:rPr w:rFonts="맑은 고딕">
+          <w:rFonts w:ascii="맑은 고딕" w:hAnsi="맑은 고딕" w:eastAsia="맑은 고딕"/>
+          <w:b/>
+          <w:color w:val="1F2937"/>
+          <w:sz w:val="21"/>
+        </w:rPr>
+        <w:t xml:space="preserve">앨범명: </w:t>
+      </w:r>
       <w:r>
         <w:rPr w:rFonts="맑은 고딕">
           <w:rFonts w:ascii="맑은 고딕" w:hAnsi="맑은 고딕" w:eastAsia="맑은 고딕"/>
           <w:b w:val="0"/>
           <w:sz w:val="21"/>
         </w:rPr>
-        <w:t>타이틀곡인 'The Lion Sleeps Tonight'은 본래 아프리카 민요 'Mbube'에 뿌리를 두고 더 토큰스(The Tokens)의 버전으로 널리 알려진 클래식 명곡입니다. 더 스틸러스틱스는 이 고전 명곡을 자신들만의 우아한 스위트 소울 스타일로 완벽히 재해석해 냈습니다. 아프리카 원곡이 지닌 원초적인 에너지와 두왑(Doo-Wop) 특유의 경쾌함을 필라델피아 소울의 세련되고 부드러운 하모니로 감싸 안아, 완전히 새로운 차원의 감각적인 작품으로 탈바꿈시켰습니다.</w:t>
+        <w:t>The Lion Sleeps Tonight</w:t>
       </w:r>
     </w:p>
     <w:p>
       <w:pPr>
-        <w:spacing w:line="312" w:lineRule="auto" w:after="120"/>
+        <w:spacing w:line="324" w:lineRule="auto" w:after="80"/>
       </w:pPr>
+      <w:r>
+        <w:rPr w:rFonts="맑은 고딕">
+          <w:rFonts w:ascii="맑은 고딕" w:hAnsi="맑은 고딕" w:eastAsia="맑은 고딕"/>
+          <w:b w:val="0"/>
+          <w:color w:val="6B7280"/>
+          <w:sz w:val="21"/>
+        </w:rPr>
+        <w:t xml:space="preserve">· </w:t>
+      </w:r>
+      <w:r>
+        <w:rPr w:rFonts="맑은 고딕">
+          <w:rFonts w:ascii="맑은 고딕" w:hAnsi="맑은 고딕" w:eastAsia="맑은 고딕"/>
+          <w:b/>
+          <w:color w:val="1F2937"/>
+          <w:sz w:val="21"/>
+        </w:rPr>
+        <w:t xml:space="preserve">아티스트: </w:t>
+      </w:r>
       <w:r>
         <w:rPr w:rFonts="맑은 고딕">
           <w:rFonts w:ascii="맑은 고딕" w:hAnsi="맑은 고딕" w:eastAsia="맑은 고딕"/>
           <w:b w:val="0"/>
           <w:sz w:val="21"/>
         </w:rPr>
-        <w:t>음악적 핵심은 리드 보컬 러셀 톰킨스 주니어(Russell Thompkins Jr.)의 독보적인 천상(天上)의 팔세토 보컬입니다. 흔들림 없이 매끄럽게 고음을 넘나드는 그의 음색은 음반 전체에 신비롭고 감미로운 정조를 부여합니다. 여기에 멤버들의 촘촘하고 완벽한 백그라운드 코러스와 실크처럼 부드러운 현악 세션, 화려한 브라스 라인이 어우러져 듣는 이에게 깊은 음악적 만족감을 선사합니다.</w:t>
+        <w:t>The Stylistics (문체론)</w:t>
       </w:r>
     </w:p>
     <w:p>
       <w:pPr>
-        <w:spacing w:line="312" w:lineRule="auto" w:after="120"/>
+        <w:spacing w:line="324" w:lineRule="auto" w:after="80"/>
       </w:pPr>
+      <w:r>
+        <w:rPr w:rFonts="맑은 고딕">
+          <w:rFonts w:ascii="맑은 고딕" w:hAnsi="맑은 고딕" w:eastAsia="맑은 고딕"/>
+          <w:b w:val="0"/>
+          <w:color w:val="6B7280"/>
+          <w:sz w:val="21"/>
+        </w:rPr>
+        <w:t xml:space="preserve">· </w:t>
+      </w:r>
+      <w:r>
+        <w:rPr w:rFonts="맑은 고딕">
+          <w:rFonts w:ascii="맑은 고딕" w:hAnsi="맑은 고딕" w:eastAsia="맑은 고딕"/>
+          <w:b/>
+          <w:color w:val="1F2937"/>
+          <w:sz w:val="21"/>
+        </w:rPr>
+        <w:t xml:space="preserve">발매 정보: </w:t>
+      </w:r>
       <w:r>
         <w:rPr w:rFonts="맑은 고딕">
           <w:rFonts w:ascii="맑은 고딕" w:hAnsi="맑은 고딕" w:eastAsia="맑은 고딕"/>
           <w:b w:val="0"/>
           <w:sz w:val="21"/>
         </w:rPr>
-        <w:t>LP LP 음반으로 감상할 때 이 음반의 가치는 더욱 빛을 발합니다. 따스한 아날로그 사운드는 섬세한 현악기의 울림과 멤버들의 숨소리까지 온전히 전달하여, 70년대 소울 음악이 지닌 특유의 낭만적인 분위기를 극대화합니다. 지친 일상 속에서 편안함과 클래식한 소울의 매력을 동시에 느끼고자 하는 음악 애호가들에게 이 음반은 더없이 소중한 청각적 휴식을 선사할 것입니다.</w:t>
+        <w:t>1970년대 후반 필리 소울(Philly Soul)의 황금기를 주도하던 보컬 그룹 스타일리스틱스의 원숙한 음악 세계를 담아낸 음반으로, 특유의 감미롭고 드라마틱한 팝 발라드와 소울 편곡의 진수를 보여주는 정규/스페셜 기획 앨범입니다.</w:t>
+      </w:r>
+    </w:p>
+    <w:p>
+      <w:pPr>
+        <w:spacing w:line="324" w:lineRule="auto" w:after="80"/>
+      </w:pPr>
+      <w:r>
+        <w:rPr w:rFonts="맑은 고딕">
+          <w:rFonts w:ascii="맑은 고딕" w:hAnsi="맑은 고딕" w:eastAsia="맑은 고딕"/>
+          <w:b w:val="0"/>
+          <w:color w:val="6B7280"/>
+          <w:sz w:val="21"/>
+        </w:rPr>
+        <w:t xml:space="preserve">· </w:t>
+      </w:r>
+      <w:r>
+        <w:rPr w:rFonts="맑은 고딕">
+          <w:rFonts w:ascii="맑은 고딕" w:hAnsi="맑은 고딕" w:eastAsia="맑은 고딕"/>
+          <w:b/>
+          <w:color w:val="1F2937"/>
+          <w:sz w:val="21"/>
+        </w:rPr>
+        <w:t xml:space="preserve">LP 인기도(판매량): </w:t>
+      </w:r>
+      <w:r>
+        <w:rPr w:rFonts="맑은 고딕">
+          <w:rFonts w:ascii="맑은 고딕" w:hAnsi="맑은 고딕" w:eastAsia="맑은 고딕"/>
+          <w:b w:val="0"/>
+          <w:sz w:val="21"/>
+        </w:rPr>
+        <w:t>타이틀곡 'The Lion Sleeps Tonight'은 유럽과 아시아를 비롯한 글로벌 차트에서 폭넓은 사랑을 받았으며, 특유의 대중 친화적인 멜로디에 힘입어 꾸준한 스테디셀러로 기록되며 전 세계 팝 음악 애호가들의 턴테이블 위를 지켰습니다.</w:t>
+      </w:r>
+    </w:p>
+    <w:p>
+      <w:pPr>
+        <w:spacing w:line="324" w:lineRule="auto" w:after="80"/>
+      </w:pPr>
+      <w:r>
+        <w:rPr w:rFonts="맑은 고딕">
+          <w:rFonts w:ascii="맑은 고딕" w:hAnsi="맑은 고딕" w:eastAsia="맑은 고딕"/>
+          <w:b w:val="0"/>
+          <w:color w:val="6B7280"/>
+          <w:sz w:val="21"/>
+        </w:rPr>
+        <w:t xml:space="preserve">· </w:t>
+      </w:r>
+      <w:r>
+        <w:rPr w:rFonts="맑은 고딕">
+          <w:rFonts w:ascii="맑은 고딕" w:hAnsi="맑은 고딕" w:eastAsia="맑은 고딕"/>
+          <w:b/>
+          <w:color w:val="1F2937"/>
+          <w:sz w:val="21"/>
+        </w:rPr>
+        <w:t xml:space="preserve">각종 수상경력: </w:t>
+      </w:r>
+      <w:r>
+        <w:rPr w:rFonts="맑은 고딕">
+          <w:rFonts w:ascii="맑은 고딕" w:hAnsi="맑은 고딕" w:eastAsia="맑은 고딕"/>
+          <w:b w:val="0"/>
+          <w:sz w:val="21"/>
+        </w:rPr>
+        <w:t>필라델피아 음악 명예의 전당 헌액(Philadelphia Music Alliance Walk of Fame) 및 보컬 그룹 명예의 전당(Vocal Group Hall of Fame) 입성 등 대중음악사에 굵직한 족적을 남긴 이들의 찬연한 음악적 권위를 증명하는 작품입니다.</w:t>
+      </w:r>
+    </w:p>
+    <w:p>
+      <w:pPr>
+        <w:spacing w:line="324" w:lineRule="auto" w:before="200" w:after="80"/>
+      </w:pPr>
+      <w:r>
+        <w:rPr w:rFonts="맑은 고딕">
+          <w:rFonts w:ascii="맑은 고딕" w:hAnsi="맑은 고딕" w:eastAsia="맑은 고딕"/>
+          <w:b/>
+          <w:color w:val="1E3A8A"/>
+          <w:sz w:val="24"/>
+        </w:rPr>
+        <w:t>2. 아티스트 정보</w:t>
+      </w:r>
+    </w:p>
+    <w:p>
+      <w:pPr>
+        <w:spacing w:line="324" w:lineRule="auto" w:after="80"/>
+      </w:pPr>
+      <w:r>
+        <w:rPr w:rFonts="맑은 고딕">
+          <w:rFonts w:ascii="맑은 고딕" w:hAnsi="맑은 고딕" w:eastAsia="맑은 고딕"/>
+          <w:b w:val="0"/>
+          <w:color w:val="6B7280"/>
+          <w:sz w:val="21"/>
+        </w:rPr>
+        <w:t xml:space="preserve">· </w:t>
+      </w:r>
+      <w:r>
+        <w:rPr w:rFonts="맑은 고딕">
+          <w:rFonts w:ascii="맑은 고딕" w:hAnsi="맑은 고딕" w:eastAsia="맑은 고딕"/>
+          <w:b/>
+          <w:color w:val="1F2937"/>
+          <w:sz w:val="21"/>
+        </w:rPr>
+        <w:t xml:space="preserve">국적: </w:t>
+      </w:r>
+      <w:r>
+        <w:rPr w:rFonts="맑은 고딕">
+          <w:rFonts w:ascii="맑은 고딕" w:hAnsi="맑은 고딕" w:eastAsia="맑은 고딕"/>
+          <w:b w:val="0"/>
+          <w:sz w:val="21"/>
+        </w:rPr>
+        <w:t>미국 (United States)</w:t>
+      </w:r>
+    </w:p>
+    <w:p>
+      <w:pPr>
+        <w:spacing w:line="324" w:lineRule="auto" w:after="80"/>
+      </w:pPr>
+      <w:r>
+        <w:rPr w:rFonts="맑은 고딕">
+          <w:rFonts w:ascii="맑은 고딕" w:hAnsi="맑은 고딕" w:eastAsia="맑은 고딕"/>
+          <w:b w:val="0"/>
+          <w:color w:val="6B7280"/>
+          <w:sz w:val="21"/>
+        </w:rPr>
+        <w:t xml:space="preserve">· </w:t>
+      </w:r>
+      <w:r>
+        <w:rPr w:rFonts="맑은 고딕">
+          <w:rFonts w:ascii="맑은 고딕" w:hAnsi="맑은 고딕" w:eastAsia="맑은 고딕"/>
+          <w:b/>
+          <w:color w:val="1F2937"/>
+          <w:sz w:val="21"/>
+        </w:rPr>
+        <w:t xml:space="preserve">생몰년도: </w:t>
+      </w:r>
+      <w:r>
+        <w:rPr w:rFonts="맑은 고딕">
+          <w:rFonts w:ascii="맑은 고딕" w:hAnsi="맑은 고딕" w:eastAsia="맑은 고딕"/>
+          <w:b w:val="0"/>
+          <w:sz w:val="21"/>
+        </w:rPr>
+        <w:t>1968년 결성 ~ 현재</w:t>
+      </w:r>
+    </w:p>
+    <w:p>
+      <w:pPr>
+        <w:spacing w:line="324" w:lineRule="auto" w:after="80"/>
+      </w:pPr>
+      <w:r>
+        <w:rPr w:rFonts="맑은 고딕">
+          <w:rFonts w:ascii="맑은 고딕" w:hAnsi="맑은 고딕" w:eastAsia="맑은 고딕"/>
+          <w:b w:val="0"/>
+          <w:color w:val="6B7280"/>
+          <w:sz w:val="21"/>
+        </w:rPr>
+        <w:t xml:space="preserve">· </w:t>
+      </w:r>
+      <w:r>
+        <w:rPr w:rFonts="맑은 고딕">
+          <w:rFonts w:ascii="맑은 고딕" w:hAnsi="맑은 고딕" w:eastAsia="맑은 고딕"/>
+          <w:b/>
+          <w:color w:val="1F2937"/>
+          <w:sz w:val="21"/>
+        </w:rPr>
+        <w:t xml:space="preserve">그룹 소속: </w:t>
+      </w:r>
+      <w:r>
+        <w:rPr w:rFonts="맑은 고딕">
+          <w:rFonts w:ascii="맑은 고딕" w:hAnsi="맑은 고딕" w:eastAsia="맑은 고딕"/>
+          <w:b w:val="0"/>
+          <w:sz w:val="21"/>
+        </w:rPr>
+        <w:t>5인조 소울/보컬 하모니 그룹</w:t>
+      </w:r>
+    </w:p>
+    <w:p>
+      <w:pPr>
+        <w:spacing w:line="324" w:lineRule="auto" w:after="80"/>
+      </w:pPr>
+      <w:r>
+        <w:rPr w:rFonts="맑은 고딕">
+          <w:rFonts w:ascii="맑은 고딕" w:hAnsi="맑은 고딕" w:eastAsia="맑은 고딕"/>
+          <w:b w:val="0"/>
+          <w:color w:val="6B7280"/>
+          <w:sz w:val="21"/>
+        </w:rPr>
+        <w:t xml:space="preserve">· </w:t>
+      </w:r>
+      <w:r>
+        <w:rPr w:rFonts="맑은 고딕">
+          <w:rFonts w:ascii="맑은 고딕" w:hAnsi="맑은 고딕" w:eastAsia="맑은 고딕"/>
+          <w:b/>
+          <w:color w:val="1F2937"/>
+          <w:sz w:val="21"/>
+        </w:rPr>
+        <w:t xml:space="preserve">아티스트 소개: </w:t>
+      </w:r>
+      <w:r>
+        <w:rPr w:rFonts="맑은 고딕">
+          <w:rFonts w:ascii="맑은 고딕" w:hAnsi="맑은 고딕" w:eastAsia="맑은 고딕"/>
+          <w:b w:val="0"/>
+          <w:sz w:val="21"/>
+        </w:rPr>
+        <w:t>러셀 톰킨스 주니어(Russell Thompkins Jr.)의 천상의 팔세토 리드 보컬을 중심으로 결성된 스타일리스틱스는 1970년대 필라델피아 소울을 대표하는 전설적인 보컬 그룹입니다. 클래식 음악의 우아한 현악 사운드와 흑인 영가의 서정성을 결합한 '스위트 소울(Sweet Soul)'의 미학을 완성하며 팝 음악사에 불멸의 발자취를 남겼습니다.</w:t>
+      </w:r>
+    </w:p>
+    <w:p>
+      <w:pPr>
+        <w:spacing w:line="324" w:lineRule="auto" w:before="200" w:after="80"/>
+      </w:pPr>
+      <w:r>
+        <w:rPr w:rFonts="맑은 고딕">
+          <w:rFonts w:ascii="맑은 고딕" w:hAnsi="맑은 고딕" w:eastAsia="맑은 고딕"/>
+          <w:b/>
+          <w:color w:val="1E3A8A"/>
+          <w:sz w:val="24"/>
+        </w:rPr>
+        <w:t>3. 음반 상세 분석</w:t>
+      </w:r>
+    </w:p>
+    <w:p>
+      <w:pPr>
+        <w:spacing w:line="324" w:lineRule="auto" w:after="80"/>
+      </w:pPr>
+      <w:r>
+        <w:rPr w:rFonts="맑은 고딕">
+          <w:rFonts w:ascii="맑은 고딕" w:hAnsi="맑은 고딕" w:eastAsia="맑은 고딕"/>
+          <w:b w:val="0"/>
+          <w:color w:val="6B7280"/>
+          <w:sz w:val="21"/>
+        </w:rPr>
+        <w:t xml:space="preserve">· </w:t>
+      </w:r>
+      <w:r>
+        <w:rPr w:rFonts="맑은 고딕">
+          <w:rFonts w:ascii="맑은 고딕" w:hAnsi="맑은 고딕" w:eastAsia="맑은 고딕"/>
+          <w:b/>
+          <w:color w:val="1F2937"/>
+          <w:sz w:val="21"/>
+        </w:rPr>
+        <w:t xml:space="preserve">역사적 위치: </w:t>
+      </w:r>
+      <w:r>
+        <w:rPr w:rFonts="맑은 고딕">
+          <w:rFonts w:ascii="맑은 고딕" w:hAnsi="맑은 고딕" w:eastAsia="맑은 고딕"/>
+          <w:b w:val="0"/>
+          <w:sz w:val="21"/>
+        </w:rPr>
+        <w:t>본 음반은 거친 리듬 앤 블루스의 시대를 지나 유려하고 세련된 오케스트럴 팝 소울이 만개하던 정점에서 탄생한 음반입니다. 흑인 보컬 하모니의 원초적인 활력과 실내악적인 우아함을 결합하여, 팝과 소울의 경계를 지우고 음악 애호가 모두에게 호소력 짙게 다가간 기념비적 완성도를 지닙니다.</w:t>
+      </w:r>
+    </w:p>
+    <w:p>
+      <w:pPr>
+        <w:spacing w:line="324" w:lineRule="auto" w:after="80"/>
+      </w:pPr>
+      <w:r>
+        <w:rPr w:rFonts="맑은 고딕">
+          <w:rFonts w:ascii="맑은 고딕" w:hAnsi="맑은 고딕" w:eastAsia="맑은 고딕"/>
+          <w:b w:val="0"/>
+          <w:color w:val="6B7280"/>
+          <w:sz w:val="21"/>
+        </w:rPr>
+        <w:t xml:space="preserve">· </w:t>
+      </w:r>
+      <w:r>
+        <w:rPr w:rFonts="맑은 고딕">
+          <w:rFonts w:ascii="맑은 고딕" w:hAnsi="맑은 고딕" w:eastAsia="맑은 고딕"/>
+          <w:b/>
+          <w:color w:val="1F2937"/>
+          <w:sz w:val="21"/>
+        </w:rPr>
+        <w:t xml:space="preserve">시대의 흔적(스토리텔링): </w:t>
+      </w:r>
+      <w:r>
+        <w:rPr w:rFonts="맑은 고딕">
+          <w:rFonts w:ascii="맑은 고딕" w:hAnsi="맑은 고딕" w:eastAsia="맑은 고딕"/>
+          <w:b w:val="0"/>
+          <w:sz w:val="21"/>
+        </w:rPr>
+        <w:t>1970년대의 낭만과 도시적 서정이 깃들어 있던 시절, 청춘들의 라디오와 음악다방을 수놓았던 아련한 선율의 공기가 고스란히 담겨 있습니다. 화려한 전자음이 범람하기 전, 오롯이 육성의 화음과 어쿠스틱 악기들의 온기로 메말랐던 일상을 위로하던 아날로그 시대의 순수했던 서정을 증언합니다.</w:t>
+      </w:r>
+    </w:p>
+    <w:p>
+      <w:pPr>
+        <w:spacing w:line="324" w:lineRule="auto" w:before="200" w:after="80"/>
+      </w:pPr>
+      <w:r>
+        <w:rPr w:rFonts="맑은 고딕">
+          <w:rFonts w:ascii="맑은 고딕" w:hAnsi="맑은 고딕" w:eastAsia="맑은 고딕"/>
+          <w:b/>
+          <w:color w:val="1E3A8A"/>
+          <w:sz w:val="24"/>
+        </w:rPr>
+        <w:t>4. 주요 수록곡 및 감상 제언</w:t>
+      </w:r>
+    </w:p>
+    <w:p>
+      <w:pPr>
+        <w:spacing w:line="324" w:lineRule="auto" w:after="80"/>
+      </w:pPr>
+      <w:r>
+        <w:rPr w:rFonts="맑은 고딕">
+          <w:rFonts w:ascii="맑은 고딕" w:hAnsi="맑은 고딕" w:eastAsia="맑은 고딕"/>
+          <w:b w:val="0"/>
+          <w:color w:val="6B7280"/>
+          <w:sz w:val="21"/>
+        </w:rPr>
+        <w:t xml:space="preserve">· </w:t>
+      </w:r>
+      <w:r>
+        <w:rPr w:rFonts="맑은 고딕">
+          <w:rFonts w:ascii="맑은 고딕" w:hAnsi="맑은 고딕" w:eastAsia="맑은 고딕"/>
+          <w:b/>
+          <w:color w:val="1F2937"/>
+          <w:sz w:val="21"/>
+        </w:rPr>
+        <w:t xml:space="preserve">주요 수록곡 특징: </w:t>
+      </w:r>
+      <w:r>
+        <w:rPr w:rFonts="맑은 고딕">
+          <w:rFonts w:ascii="맑은 고딕" w:hAnsi="맑은 고딕" w:eastAsia="맑은 고딕"/>
+          <w:b w:val="0"/>
+          <w:sz w:val="21"/>
+        </w:rPr>
+        <w:t>독창적인 하모니와 리듬감으로 원곡의 생명력을 극대화한 'The Lion Sleeps Tonight'은 물론, 이들 특유의 애수 젖은 발라드 트랙들은 유려한 브라스와 섬세한 스트링 섹션이 어우러져 한 편의 시를 감상하는 듯한 감동을 선사합니다. 리드 보컬의 섬세한 고음과 이를 받쳐주는 저음부의 완벽한 밸런스가 백미입니다.</w:t>
+      </w:r>
+    </w:p>
+    <w:p>
+      <w:pPr>
+        <w:spacing w:line="324" w:lineRule="auto" w:after="80"/>
+      </w:pPr>
+      <w:r>
+        <w:rPr w:rFonts="맑은 고딕">
+          <w:rFonts w:ascii="맑은 고딕" w:hAnsi="맑은 고딕" w:eastAsia="맑은 고딕"/>
+          <w:b w:val="0"/>
+          <w:color w:val="6B7280"/>
+          <w:sz w:val="21"/>
+        </w:rPr>
+        <w:t xml:space="preserve">· </w:t>
+      </w:r>
+      <w:r>
+        <w:rPr w:rFonts="맑은 고딕">
+          <w:rFonts w:ascii="맑은 고딕" w:hAnsi="맑은 고딕" w:eastAsia="맑은 고딕"/>
+          <w:b/>
+          <w:color w:val="1F2937"/>
+          <w:sz w:val="21"/>
+        </w:rPr>
+        <w:t xml:space="preserve">빈티지 감상 제언: </w:t>
+      </w:r>
+      <w:r>
+        <w:rPr w:rFonts="맑은 고딕">
+          <w:rFonts w:ascii="맑은 고딕" w:hAnsi="맑은 고딕" w:eastAsia="맑은 고딕"/>
+          <w:b w:val="0"/>
+          <w:sz w:val="21"/>
+        </w:rPr>
+        <w:t>진공관 앰프의 온기가 피어오르는 시스템에서 LP의 그루브를 따라 바늘을 얹을 때, 중음역대를 포근하게 감싸는 아날로그 하모니의 진가가 발휘됩니다. 턴테이블 특유의 공간감과 부드러운 음색은 오케스트레이션의 결을 한층 풍성하게 살려주며, 늦은 밤 차분한 조명 아래서 감상할 때 가장 깊은 서정의 울림을 전합니다.</w:t>
+      </w:r>
+    </w:p>
+    <w:p>
+      <w:pPr>
+        <w:spacing w:line="324" w:lineRule="auto" w:after="80"/>
+      </w:pPr>
+      <w:r>
+        <w:rPr w:rFonts="맑은 고딕">
+          <w:rFonts w:ascii="맑은 고딕" w:hAnsi="맑은 고딕" w:eastAsia="맑은 고딕"/>
+          <w:b w:val="0"/>
+          <w:color w:val="6B7280"/>
+          <w:sz w:val="21"/>
+        </w:rPr>
+        <w:t xml:space="preserve">· </w:t>
+      </w:r>
+      <w:r>
+        <w:rPr w:rFonts="맑은 고딕">
+          <w:rFonts w:ascii="맑은 고딕" w:hAnsi="맑은 고딕" w:eastAsia="맑은 고딕"/>
+          <w:b/>
+          <w:color w:val="1F2937"/>
+          <w:sz w:val="21"/>
+        </w:rPr>
+        <w:t xml:space="preserve">소장 가치: </w:t>
+      </w:r>
+      <w:r>
+        <w:rPr w:rFonts="맑은 고딕">
+          <w:rFonts w:ascii="맑은 고딕" w:hAnsi="맑은 고딕" w:eastAsia="맑은 고딕"/>
+          <w:b w:val="0"/>
+          <w:sz w:val="21"/>
+        </w:rPr>
+        <w:t>스타일리스틱스의 정교한 화음과 아날로그 사운드의 정수가 집약된 바이닐로, 소울과 팝 애호가는 물론 빈티지 아날로그 음향의 매력을 탐구하는 LP 컬렉터라면 결코 놓쳐서는 안 될 높은 예술적·자료적 소장 가치를 지니고 있습니다.</w:t>
+      </w:r>
+    </w:p>
+    <w:p>
+      <w:pPr>
+        <w:spacing w:line="324" w:lineRule="auto" w:after="120" w:before="160"/>
+      </w:pPr>
+      <w:r>
+        <w:rPr w:rFonts="맑은 고딕">
+          <w:rFonts w:ascii="맑은 고딕" w:hAnsi="맑은 고딕" w:eastAsia="맑은 고딕"/>
+          <w:b/>
+          <w:color w:val="4338CA"/>
+          <w:sz w:val="21"/>
+        </w:rPr>
+        <w:t>이 음반을 통해 아날로그 황금기의 낭만과 감미로운 하모니가 전해주는 감동을 다시 한번 경험해 보시는 것은 어떨까요?</w:t>
       </w:r>
     </w:p>
     <w:sectPr>
       <w:pgSz w:w="12240" w:h="15840"/>
-      <w:pgMar w:top="1440" w:right="1440" w:bottom="1440" w:left="1440" w:header="720" w:footer="720" w:gutter="0"/>
+      <w:pgMar w:top="1152" w:right="1296" w:bottom="1152" w:left="1296" w:header="720" w:footer="720" w:gutter="0"/>
       <w:cols w:space="720"/>
       <w:docGrid w:linePitch="360"/>
     </w:sectPr>

--- a/word_reports/LP_0356_위치_246_The Stylistics_The Lion S.docx
+++ b/word_reports/LP_0356_위치_246_The Stylistics_The Lion S.docx
@@ -32,7 +32,7 @@
     </w:p>
     <w:p>
       <w:pPr>
-        <w:spacing w:line="324" w:lineRule="auto" w:before="80" w:after="160"/>
+        <w:spacing w:line="324" w:lineRule="auto" w:before="80" w:after="120"/>
       </w:pPr>
       <w:r>
         <w:rPr w:rFonts="맑은 고딕">
@@ -42,13 +42,6 @@
           <w:sz w:val="22"/>
         </w:rPr>
         <w:t xml:space="preserve">[음반 소개] </w:t>
-      </w:r>
-      <w:r>
-        <w:rPr w:rFonts="맑은 고딕">
-          <w:rFonts w:ascii="맑은 고딕" w:hAnsi="맑은 고딕" w:eastAsia="맑은 고딕"/>
-          <w:b w:val="0"/>
-          <w:sz w:val="21"/>
-        </w:rPr>
       </w:r>
     </w:p>
     <w:p>
@@ -61,7 +54,33 @@
           <w:b w:val="0"/>
           <w:sz w:val="21"/>
         </w:rPr>
-        <w:t>필라델피아 소울의 우아한 숨결을 간직한 스타일리스틱스(The Stylistics)의 본 작은, 감미로운 팔세토 보컬과 현악 오케스트레이션이 빚어낸 낭만주의 팝 소울의 걸작입니다. 전설적인 아프리카 민요에서 출발해 팝의 스탠더드로 자리 잡은 타이틀곡을 자신들만의 감미로운 하모니와 세련된 도회적 어법으로 재해석하여 시대를 초월한 감동을 선사합니다. 벨벳처럼 부드러운 선율과 극적인 코러스의 배치는 듣는 이의 마음 깊은 곳을 어루만지며, 아날로그 황금기가 남긴 가장 따스한 음악적 유산 중 하나로 빛나고 있습니다.</w:t>
+        <w:t>1970년대 대중음악의 지평에서 필라델피아 소울(Philly Soul)은 가장 화려하면서도 애틋한 서정의 절정을 장식했습니다. 그 화려한 은막의 한가운데서 벨벳보다 부드러운 화음과 천상의 울림으로 시대를 위로했던 전설적인 보컬 그룹이 바로 스타일리스틱스(The Stylistics)입니다. 본 앨범 《The Lion Sleeps Tonight》은 원초적인 생명력과 토속적인 리듬을 지닌 20세기 팝의 고전을, 그들만의 독보적인 시그니처인 스위트 소울의 정제된 미학으로 다시 직조해 낸 기념비적인 작품입니다.</w:t>
+      </w:r>
+    </w:p>
+    <w:p>
+      <w:pPr>
+        <w:spacing w:line="324" w:lineRule="auto" w:after="120"/>
+      </w:pPr>
+      <w:r>
+        <w:rPr w:rFonts="맑은 고딕">
+          <w:rFonts w:ascii="맑은 고딕" w:hAnsi="맑은 고딕" w:eastAsia="맑은 고딕"/>
+          <w:b w:val="0"/>
+          <w:sz w:val="21"/>
+        </w:rPr>
+        <w:t>솔로몬 린다의 아프리카 민요에서 출발하여 더 토큰스(The Tokens)의 두왑으로 널리 알려졌던 동명의 타이틀곡은 스타일리스틱스의 손길을 거치며 지극히 세련되고 낭만적인 도시의 세레나데로 재탄생했습니다. 리드 싱어 러셀 톰킨스 주니어(Russell Thompkins Jr.)의 서정적인 팔세토 보컬은 거친 정글의 밤을 포근하고 은은한 달빛이 비추는 몽환의 공간으로 치환시켰으며, 멤버들의 정교한 4부 화음과 유려한 오케스트레이션은 대중음악이 도달할 수 있는 가장 품격 높은 멜로디의 극치를 선사합니다.</w:t>
+      </w:r>
+    </w:p>
+    <w:p>
+      <w:pPr>
+        <w:spacing w:line="324" w:lineRule="auto" w:after="120"/>
+      </w:pPr>
+      <w:r>
+        <w:rPr w:rFonts="맑은 고딕">
+          <w:rFonts w:ascii="맑은 고딕" w:hAnsi="맑은 고딕" w:eastAsia="맑은 고딕"/>
+          <w:b w:val="0"/>
+          <w:sz w:val="21"/>
+        </w:rPr>
+        <w:t>이들이 음반을 통해 전하고자 했던 예술적 철학은 상처 입고 지친 현대인들의 영혼을 어루만지는 '무구한 순수의 회복'이었습니다. 격동과 혼란의 시대를 지나던 1970년대 청춘들에게 이 음반은 단순한 유행가를 넘어 메마른 가슴을 적셔주는 감성적 안식처가 되어 주었습니다. 반세기의 세월이 흐른 지금에도 턴테이블의 회전과 함께 피어오르는 그들의 목소리는 바래지 않는 영원의 빛을 발하며, 듣는 이의 마음속 가장 깊은 곳에 자리한 아련한 그리움과 서정적 울림을 따스하게 일깨워줍니다.</w:t>
       </w:r>
     </w:p>
     <w:p>
@@ -168,7 +187,7 @@
           <w:b w:val="0"/>
           <w:sz w:val="21"/>
         </w:rPr>
-        <w:t>1970년대 후반 필리 소울(Philly Soul)의 황금기를 주도하던 보컬 그룹 스타일리스틱스의 원숙한 음악 세계를 담아낸 음반으로, 특유의 감미롭고 드라마틱한 팝 발라드와 소울 편곡의 진수를 보여주는 정규/스페셜 기획 앨범입니다.</w:t>
+        <w:t>1970년대 중후반 스위트 필리 소울의 거장 스타일리스틱스가 팝/두왑의 불멸의 명곡을 유려한 스트링 편곡과 함께 재해석하여 전 세계 음악 시장에 선보인 명반입니다.</w:t>
       </w:r>
     </w:p>
     <w:p>
@@ -199,7 +218,7 @@
           <w:b w:val="0"/>
           <w:sz w:val="21"/>
         </w:rPr>
-        <w:t>타이틀곡 'The Lion Sleeps Tonight'은 유럽과 아시아를 비롯한 글로벌 차트에서 폭넓은 사랑을 받았으며, 특유의 대중 친화적인 멜로디에 힘입어 꾸준한 스테디셀러로 기록되며 전 세계 팝 음악 애호가들의 턴테이블 위를 지켰습니다.</w:t>
+        <w:t>타이틀 넘버는 영국 오피셜 차트를 비롯해 유럽과 아시아 각국에서 폭넓은 사랑을 받았으며, 앨범 역시 수십만 장 이상의 판매고를 기록하며 오랜 시간 오디오파일들의 사랑을 받는 스테디셀러로 자리매김했습니다.</w:t>
       </w:r>
     </w:p>
     <w:p>
@@ -230,7 +249,7 @@
           <w:b w:val="0"/>
           <w:sz w:val="21"/>
         </w:rPr>
-        <w:t>필라델피아 음악 명예의 전당 헌액(Philadelphia Music Alliance Walk of Fame) 및 보컬 그룹 명예의 전당(Vocal Group Hall of Fame) 입성 등 대중음악사에 굵직한 족적을 남긴 이들의 찬연한 음악적 권위를 증명하는 작품입니다.</w:t>
+        <w:t>그래미 어워드 노미네이트 및 다수의 골드/플래티넘 레코드 기록을 보유한 보컬 그룹으로서의 음악적 완성도와 권위를 확고히 입증한 역사적 레코딩입니다.</w:t>
       </w:r>
     </w:p>
     <w:p>
@@ -337,7 +356,7 @@
           <w:b w:val="0"/>
           <w:sz w:val="21"/>
         </w:rPr>
-        <w:t>5인조 소울/보컬 하모니 그룹</w:t>
+        <w:t>5인조 남성 보컬 그룹 (Vocal Group)</w:t>
       </w:r>
     </w:p>
     <w:p>
@@ -368,7 +387,7 @@
           <w:b w:val="0"/>
           <w:sz w:val="21"/>
         </w:rPr>
-        <w:t>러셀 톰킨스 주니어(Russell Thompkins Jr.)의 천상의 팔세토 리드 보컬을 중심으로 결성된 스타일리스틱스는 1970년대 필라델피아 소울을 대표하는 전설적인 보컬 그룹입니다. 클래식 음악의 우아한 현악 사운드와 흑인 영가의 서정성을 결합한 '스위트 소울(Sweet Soul)'의 미학을 완성하며 팝 음악사에 불멸의 발자취를 남겼습니다.</w:t>
+        <w:t>1970년대 필라델피아 소울 무브먼트를 주도하며 '스위트 소울'의 정점을 이룩한 전설적인 그룹입니다. 러셀 톰킨스 주니어의 독보적인 고음 팔세토 창법과 완벽한 화성학적 앙상블을 바탕으로 팝과 솔의 경계를 허물며 불멸의 명곡들을 남겼습니다.</w:t>
       </w:r>
     </w:p>
     <w:p>
@@ -413,7 +432,7 @@
           <w:b w:val="0"/>
           <w:sz w:val="21"/>
         </w:rPr>
-        <w:t>본 음반은 거친 리듬 앤 블루스의 시대를 지나 유려하고 세련된 오케스트럴 팝 소울이 만개하던 정점에서 탄생한 음반입니다. 흑인 보컬 하모니의 원초적인 활력과 실내악적인 우아함을 결합하여, 팝과 소울의 경계를 지우고 음악 애호가 모두에게 호소력 짙게 다가간 기념비적 완성도를 지닙니다.</w:t>
+        <w:t>모타운 사운드의 직선적인 비트와 차별화되는 풍성한 오케스트레이션과 감미로운 멜로디 라인을 완벽하게 구현한 앨범입니다. 고전 명곡을 소울 음악의 품격 있는 어법으로 번안해 냄으로써 흑인 음악의 예술적 스펙트럼을 클래시컬한 영역으로까지 확장한 수작으로 평가받습니다.</w:t>
       </w:r>
     </w:p>
     <w:p>
@@ -444,7 +463,7 @@
           <w:b w:val="0"/>
           <w:sz w:val="21"/>
         </w:rPr>
-        <w:t>1970년대의 낭만과 도시적 서정이 깃들어 있던 시절, 청춘들의 라디오와 음악다방을 수놓았던 아련한 선율의 공기가 고스란히 담겨 있습니다. 화려한 전자음이 범람하기 전, 오롯이 육성의 화음과 어쿠스틱 악기들의 온기로 메말랐던 일상을 위로하던 아날로그 시대의 순수했던 서정을 증언합니다.</w:t>
+        <w:t>산업화와 사회적 변혁 속에서 방황하던 1970년대의 젊은이들에게 라디오 주파수를 타고 흘러나오던 이들의 음악은 따스한 피난처였습니다. 아날로그 전축 앞에서 테이프를 녹음하고 음악 다방에서 신청곡을 주고받던 그 시절 낭만적인 청춘의 공기가 음반의 고랑마다 아로새겨져 있습니다.</w:t>
       </w:r>
     </w:p>
     <w:p>
@@ -489,7 +508,7 @@
           <w:b w:val="0"/>
           <w:sz w:val="21"/>
         </w:rPr>
-        <w:t>독창적인 하모니와 리듬감으로 원곡의 생명력을 극대화한 'The Lion Sleeps Tonight'은 물론, 이들 특유의 애수 젖은 발라드 트랙들은 유려한 브라스와 섬세한 스트링 섹션이 어우러져 한 편의 시를 감상하는 듯한 감동을 선사합니다. 리드 보컬의 섬세한 고음과 이를 받쳐주는 저음부의 완벽한 밸런스가 백미입니다.</w:t>
+        <w:t>표제곡 'The Lion Sleeps Tonight'은 원곡의 경쾌함을 우아한 현악 스트링과 투명한 팔세토 보컬로 감싸 안아 몽환적이고 평화로운 밤의 정경을 그려냅니다. 함께 수록된 로맨틱 소울 발라드 트랙들 역시 절제된 혼 섹션과 완벽한 코러스 라인이 조화를 이루며 깊은 서정의 극치를 들려줍니다.</w:t>
       </w:r>
     </w:p>
     <w:p>
@@ -520,7 +539,7 @@
           <w:b w:val="0"/>
           <w:sz w:val="21"/>
         </w:rPr>
-        <w:t>진공관 앰프의 온기가 피어오르는 시스템에서 LP의 그루브를 따라 바늘을 얹을 때, 중음역대를 포근하게 감싸는 아날로그 하모니의 진가가 발휘됩니다. 턴테이블 특유의 공간감과 부드러운 음색은 오케스트레이션의 결을 한층 풍성하게 살려주며, 늦은 밤 차분한 조명 아래서 감상할 때 가장 깊은 서정의 울림을 전합니다.</w:t>
+        <w:t>턴테이블의 바늘이 회전하는 바이닐에 안착할 때 번져 나오는 진공관 앰프의 온기 있는 배음과 환상적인 궁합을 자랑합니다. 고음역의 팔세토 보컬이 쏘지 않고 매끄럽게 뻗어나가며 오케스트라 사운드가 입체적으로 펼쳐지는 아날로그 특유의 질감을 온전히 만끽하기 위해 늦은 밤 불을 낮추고 감상하기를 권합니다.</w:t>
       </w:r>
     </w:p>
     <w:p>
@@ -551,7 +570,7 @@
           <w:b w:val="0"/>
           <w:sz w:val="21"/>
         </w:rPr>
-        <w:t>스타일리스틱스의 정교한 화음과 아날로그 사운드의 정수가 집약된 바이닐로, 소울과 팝 애호가는 물론 빈티지 아날로그 음향의 매력을 탐구하는 LP 컬렉터라면 결코 놓쳐서는 안 될 높은 예술적·자료적 소장 가치를 지니고 있습니다.</w:t>
+        <w:t>정통 필리 소울의 정수와 70년대 아날로그 레코딩 기술의 따뜻한 온도가 고스란히 봉인된 앨범으로, 바이닐 컬렉터는 물론 클래식과 팝을 넘나드는 음악 애호가라면 반드시 음반장에 갖추어야 할 클래식입니다.</w:t>
       </w:r>
     </w:p>
     <w:p>
@@ -565,7 +584,7 @@
           <w:color w:val="4338CA"/>
           <w:sz w:val="21"/>
         </w:rPr>
-        <w:t>이 음반을 통해 아날로그 황금기의 낭만과 감미로운 하모니가 전해주는 감동을 다시 한번 경험해 보시는 것은 어떨까요?</w:t>
+        <w:t>이 음반을 통해 아날로그 바늘 끝에서 피어나는 아득한 노스탤지어와 천상의 화음이 전해주는 감동을 다시 한번 경험해 보시는 것은 어떨까요?</w:t>
       </w:r>
     </w:p>
     <w:sectPr>
